--- a/doc_templates/Шаблон договора.docx
+++ b/doc_templates/Шаблон договора.docx
@@ -422,7 +422,6 @@
                 <w:bCs/>
                 <w:sz w:val="26"/>
                 <w:szCs w:val="26"/>
-                <w:lang w:val="en-US"/>
               </w:rPr>
             </w:pPr>
           </w:p>
@@ -511,6 +510,7 @@
           <w:rFonts w:ascii="Times New Roman" w:eastAsia="Times New Roman" w:hAnsi="Times New Roman" w:cs="Times New Roman"/>
           <w:sz w:val="6"/>
           <w:szCs w:val="16"/>
+          <w:lang w:val="en-US"/>
         </w:rPr>
       </w:pPr>
       <w:r>
@@ -520,20 +520,6 @@
         </w:rPr>
         <w:t>адрес места жительства (места пребывания))</w:t>
       </w:r>
-    </w:p>
-    <w:p>
-      <w:pPr>
-        <w:pStyle w:val="LO-normal"/>
-        <w:shd w:val="clear" w:color="auto" w:fill="FFFFFF"/>
-        <w:spacing w:line="240" w:lineRule="auto"/>
-        <w:ind w:right="-22"/>
-        <w:jc w:val="center"/>
-        <w:rPr>
-          <w:rFonts w:ascii="Times New Roman" w:eastAsia="Times New Roman" w:hAnsi="Times New Roman" w:cs="Times New Roman"/>
-          <w:sz w:val="18"/>
-          <w:szCs w:val="18"/>
-        </w:rPr>
-      </w:pPr>
     </w:p>
     <w:p>
       <w:pPr>
@@ -621,7 +607,6 @@
                 <w:b/>
                 <w:sz w:val="24"/>
                 <w:szCs w:val="24"/>
-                <w:lang w:val="en-US"/>
               </w:rPr>
             </w:pPr>
           </w:p>
@@ -639,7 +624,6 @@
           <w:rFonts w:ascii="Times New Roman" w:eastAsia="Times New Roman" w:hAnsi="Times New Roman" w:cs="Times New Roman"/>
           <w:sz w:val="8"/>
           <w:szCs w:val="8"/>
-          <w:lang w:val="en-US"/>
         </w:rPr>
       </w:pPr>
       <w:r>
@@ -648,7 +632,6 @@
           <w:sz w:val="24"/>
           <w:szCs w:val="24"/>
           <w:u w:val="single"/>
-          <w:lang w:val="en-US"/>
         </w:rPr>
         <w:t xml:space="preserve">                                                                                                                                                               </w:t>
       </w:r>
@@ -719,7 +702,6 @@
                 <w:bCs/>
                 <w:sz w:val="26"/>
                 <w:szCs w:val="26"/>
-                <w:lang w:val="en-US"/>
               </w:rPr>
             </w:pPr>
           </w:p>
@@ -1271,6 +1253,7 @@
           <w:rFonts w:ascii="Times New Roman" w:eastAsia="Times New Roman" w:hAnsi="Times New Roman" w:cs="Times New Roman"/>
           <w:sz w:val="26"/>
           <w:szCs w:val="26"/>
+          <w:lang w:val="en-US"/>
         </w:rPr>
       </w:pPr>
       <w:r>
@@ -1317,6 +1300,21 @@
         <w:t>от любых прав и притязаний со стороны третьих лиц.</w:t>
       </w:r>
       <w:proofErr w:type="gramEnd"/>
+    </w:p>
+    <w:p>
+      <w:pPr>
+        <w:pStyle w:val="LO-normal"/>
+        <w:shd w:val="clear" w:color="auto" w:fill="FFFFFF"/>
+        <w:spacing w:before="120" w:line="240" w:lineRule="auto"/>
+        <w:ind w:right="-22"/>
+        <w:jc w:val="both"/>
+        <w:rPr>
+          <w:rFonts w:ascii="Times New Roman" w:eastAsia="Times New Roman" w:hAnsi="Times New Roman" w:cs="Times New Roman"/>
+          <w:sz w:val="26"/>
+          <w:szCs w:val="26"/>
+          <w:lang w:val="en-US"/>
+        </w:rPr>
+      </w:pPr>
     </w:p>
     <w:p>
       <w:pPr>
@@ -1652,6 +1650,7 @@
           <w:rFonts w:ascii="Times New Roman" w:eastAsia="Times New Roman" w:hAnsi="Times New Roman" w:cs="Times New Roman"/>
           <w:sz w:val="30"/>
           <w:szCs w:val="30"/>
+          <w:lang w:val="en-US"/>
         </w:rPr>
       </w:pPr>
       <w:r>
@@ -1684,20 +1683,6 @@
           <w:szCs w:val="26"/>
         </w:rPr>
       </w:pPr>
-    </w:p>
-    <w:p>
-      <w:pPr>
-        <w:pStyle w:val="LO-normal"/>
-        <w:widowControl w:val="0"/>
-        <w:spacing w:line="240" w:lineRule="auto"/>
-        <w:ind w:right="-22"/>
-        <w:jc w:val="both"/>
-        <w:rPr>
-          <w:rFonts w:ascii="Times New Roman" w:eastAsia="Times New Roman" w:hAnsi="Times New Roman" w:cs="Times New Roman"/>
-          <w:sz w:val="26"/>
-          <w:szCs w:val="26"/>
-        </w:rPr>
-      </w:pPr>
       <w:r>
         <w:rPr>
           <w:rFonts w:ascii="Times New Roman" w:eastAsia="Times New Roman" w:hAnsi="Times New Roman" w:cs="Times New Roman"/>
@@ -1743,6 +1728,7 @@
           <w:rFonts w:ascii="Times New Roman" w:eastAsia="Times New Roman" w:hAnsi="Times New Roman" w:cs="Times New Roman"/>
           <w:sz w:val="26"/>
           <w:szCs w:val="26"/>
+          <w:lang w:val="en-US"/>
         </w:rPr>
       </w:pPr>
       <w:r>
@@ -1753,6 +1739,22 @@
         </w:rPr>
         <w:t>2.3. Права и обязанности Сторон, не указанные в договоре, определяются в соответствии с законодательством.</w:t>
       </w:r>
+    </w:p>
+    <w:p>
+      <w:pPr>
+        <w:pStyle w:val="LO-normal"/>
+        <w:spacing w:line="240" w:lineRule="auto"/>
+        <w:ind w:right="-22"/>
+        <w:jc w:val="both"/>
+        <w:rPr>
+          <w:rFonts w:ascii="Times New Roman" w:eastAsia="Times New Roman" w:hAnsi="Times New Roman" w:cs="Times New Roman"/>
+          <w:sz w:val="26"/>
+          <w:szCs w:val="26"/>
+          <w:lang w:val="en-US"/>
+        </w:rPr>
+      </w:pPr>
+      <w:bookmarkStart w:id="0" w:name="_GoBack"/>
+      <w:bookmarkEnd w:id="0"/>
     </w:p>
     <w:p>
       <w:pPr>
@@ -1777,6 +1779,7 @@
           <w:sz w:val="26"/>
           <w:szCs w:val="26"/>
         </w:rPr>
+        <w:lastRenderedPageBreak/>
         <w:t>3. СТОИМОСТЬ ТРАНСПОРТНОГО СРЕДСТВА И ПОРЯДОК РАСЧЕТА</w:t>
       </w:r>
     </w:p>
@@ -1820,7 +1823,6 @@
                 <w:sz w:val="30"/>
                 <w:szCs w:val="30"/>
               </w:rPr>
-              <w:lastRenderedPageBreak/>
               <w:t>3.1.</w:t>
             </w:r>
             <w:r>
@@ -2806,8 +2808,6 @@
         <w:pStyle w:val="LO-normal"/>
         <w:ind w:right="-22"/>
       </w:pPr>
-      <w:bookmarkStart w:id="0" w:name="_GoBack"/>
-      <w:bookmarkEnd w:id="0"/>
     </w:p>
     <w:sectPr>
       <w:pgSz w:w="11906" w:h="16838"/>
